--- a/practice_test/real_document/generated/PRJ-9201_tender_pack_r1/PRJ-9201-D42_r1_Open-actions-and-outstanding-information-registe.docx
+++ b/practice_test/real_document/generated/PRJ-9201_tender_pack_r1/PRJ-9201-D42_r1_Open-actions-and-outstanding-information-registe.docx
@@ -440,7 +440,7 @@
           </w:tcPr>
           <w:p>
             <w:r>
-              <w:t>Resolve query (missing_input): Document ITT-CONTRACT (Invitation to tender, conditions of contract, BOQ preamble / method of measurement (NOT provided)</w:t>
+              <w:t>Resolve query (technical): BOQ item 1.1 ('Excavation in pits for footings') uses open wording (assumed, assumption, confirm, not printed) in: Remar</w:t>
             </w:r>
           </w:p>
         </w:tc>
@@ -482,7 +482,7 @@
           </w:tcPr>
           <w:p>
             <w:r>
-              <w:t>Resolve query (missing_input): Document DWG-ARCH-SET (Architect's drawing set - 'a 16-sheet drawing set' (p.1): ground-floor plan, first-floor plan, ro</w:t>
+              <w:t>Resolve query (technical): BOQ item 7.1 ('Roof and canopy members') uses open wording (not stated) in: Section. Please state the exact scope, exten</w:t>
             </w:r>
           </w:p>
         </w:tc>
@@ -524,7 +524,7 @@
           </w:tcPr>
           <w:p>
             <w:r>
-              <w:t>Resolve query (missing_input): Document DWG-MEP (Mechanical, plumbing, electrical, fire, ELV drawings (NOT provided; not in scope of the source BOQ)) i</w:t>
+              <w:t>Resolve query (boq_discrepancy): BOQ items 5.2 and 5.3 are almost identical ('Door 800 × 2400 mm' vs 'Door 802 × 2400 mm'; sizes differ by &lt;= 1%). Are th</w:t>
             </w:r>
           </w:p>
         </w:tc>
@@ -566,7 +566,7 @@
           </w:tcPr>
           <w:p>
             <w:r>
-              <w:t>Resolve query (missing_input): Document DWG-STR-COLUMN (Structural column keys and column details (items 2.2-2.4; NOT provided)) is required for the te</w:t>
+              <w:t>Resolve query (boq_discrepancy): BOQ items 5.16 and 5.20 are almost identical ('Window 1206 × 2000 mm' vs 'Window 1200 × 2000 mm'; sizes differ by &lt;= 1%)</w:t>
             </w:r>
           </w:p>
         </w:tc>
@@ -608,7 +608,7 @@
           </w:tcPr>
           <w:p>
             <w:r>
-              <w:t>Resolve query (missing_input): Document DWG-STR-FOOTING (Structural footing layout (basis of item 2.1; NOT provided)) is required for the tender but ha</w:t>
+              <w:t>Resolve query (missing_input): Document ITT-CONTRACT (Invitation to tender, conditions of contract, BOQ preamble / method of measurement (NOT provided)</w:t>
             </w:r>
           </w:p>
         </w:tc>
@@ -650,7 +650,7 @@
           </w:tcPr>
           <w:p>
             <w:r>
-              <w:t>Resolve query (missing_input): Document DWG-STR-SLABBEAM (Structural slab/beam sheets and beam details (items 2.5-2.9; NOT provided)) is required for t</w:t>
+              <w:t>Resolve query (missing_input): Document DWG-ARCH-SET (Architect's drawing set - 'a 16-sheet drawing set' (p.1): ground-floor plan, first-floor plan, ro</w:t>
             </w:r>
           </w:p>
         </w:tc>
@@ -692,7 +692,7 @@
           </w:tcPr>
           <w:p>
             <w:r>
-              <w:t>Resolve query (missing_input): Document DWG-STR-STAIR (Structural stair sheet - the source says it was 'quarantined' (item 2.10; NOT provided)) is requ</w:t>
+              <w:t>Resolve query (missing_input): Document DWG-MEP (Mechanical, plumbing, electrical, fire, ELV drawings (NOT provided; not in scope of the source BOQ)) i</w:t>
             </w:r>
           </w:p>
         </w:tc>
@@ -734,7 +734,7 @@
           </w:tcPr>
           <w:p>
             <w:r>
-              <w:t>Resolve query (missing_input): Document BBS-REINF (Reinforcement bar bending schedule - the source says it is excluded (p.7; NOT provided)) is required</w:t>
+              <w:t>Resolve query (missing_input): Document DWG-STR-COLUMN (Structural column keys and column details (items 2.2-2.4; NOT provided)) is required for the te</w:t>
             </w:r>
           </w:p>
         </w:tc>
@@ -776,7 +776,7 @@
           </w:tcPr>
           <w:p>
             <w:r>
-              <w:t>Resolve query (missing_input): Document SPEC-ARCH (Architectural specification: plaster, door and window schedules, railings (NOT provided)) is require</w:t>
+              <w:t>Resolve query (missing_input): Document DWG-STR-FOOTING (Structural footing layout (basis of item 2.1; NOT provided)) is required for the tender but ha</w:t>
             </w:r>
           </w:p>
         </w:tc>
@@ -818,7 +818,7 @@
           </w:tcPr>
           <w:p>
             <w:r>
-              <w:t xml:space="preserve">Resolve query (missing_input): Document SPEC-STRUCT (Structural / concrete / masonry specification (grades, cover, mix; NOT provided)) is required for </w:t>
+              <w:t>Resolve query (missing_input): Document DWG-STR-SLABBEAM (Structural slab/beam sheets and beam details (items 2.5-2.9; NOT provided)) is required for t</w:t>
             </w:r>
           </w:p>
         </w:tc>
@@ -860,7 +860,7 @@
           </w:tcPr>
           <w:p>
             <w:r>
-              <w:t>Resolve query (missing_input): Document DWG-SITE-LEVELS (Site survey / natural ground level (item 1.1 assumption; NOT provided)) is required for the te</w:t>
+              <w:t>Resolve query (missing_input): Document DWG-STR-STAIR (Structural stair sheet - the source says it was 'quarantined' (item 2.10; NOT provided)) is requ</w:t>
             </w:r>
           </w:p>
         </w:tc>
@@ -902,7 +902,7 @@
           </w:tcPr>
           <w:p>
             <w:r>
-              <w:t>Resolve query (assumption_confirmation): 11 mandatory assumption(s) in 'Commercial terms and payment' need confirmation of the project basis: ASMP-I-001 Commerci</w:t>
+              <w:t>Resolve query (missing_input): Document BBS-REINF (Reinforcement bar bending schedule - the source says it is excluded (p.7; NOT provided)) is required</w:t>
             </w:r>
           </w:p>
         </w:tc>
@@ -944,7 +944,7 @@
           </w:tcPr>
           <w:p>
             <w:r>
-              <w:t>Resolve query (assumption_confirmation): 6 mandatory assumption(s) in 'Commissioning, testing and handover' need confirmation of the project basis: ASMP-K-001 In</w:t>
+              <w:t>Resolve query (missing_input): Document SPEC-ARCH (Architectural specification: plaster, door and window schedules, railings (NOT provided)) is require</w:t>
             </w:r>
           </w:p>
         </w:tc>
@@ -986,7 +986,7 @@
           </w:tcPr>
           <w:p>
             <w:r>
-              <w:t>Resolve query (assumption_confirmation): 2 mandatory assumption(s) in 'Logistics, transport and landed cost' need confirmation of the project basis: ASMP-F-001 D</w:t>
+              <w:t xml:space="preserve">Resolve query (missing_input): Document SPEC-STRUCT (Structural / concrete / masonry specification (grades, cover, mix; NOT provided)) is required for </w:t>
             </w:r>
           </w:p>
         </w:tc>
@@ -1028,7 +1028,7 @@
           </w:tcPr>
           <w:p>
             <w:r>
-              <w:t>Resolve query (assumption_confirmation): 6 mandatory assumption(s) in 'Material, labour, plant and equipment rates' need confirmation of the project basis: ASMP-</w:t>
+              <w:t>Resolve query (missing_input): Document DWG-SITE-LEVELS (Site survey / natural ground level (item 1.1 assumption; NOT provided)) is required for the te</w:t>
             </w:r>
           </w:p>
         </w:tc>
@@ -1070,7 +1070,7 @@
           </w:tcPr>
           <w:p>
             <w:r>
-              <w:t>Resolve query (assumption_confirmation): 8 mandatory assumption(s) in 'Preliminaries and indirects' need confirmation of the project basis: ASMP-H-001 Indirect c</w:t>
+              <w:t>Resolve query (assumption_confirmation): 11 mandatory assumption(s) in 'Commercial terms and payment' need confirmation of the project basis: ASMP-I-001 Commerci</w:t>
             </w:r>
           </w:p>
         </w:tc>
@@ -1112,7 +1112,7 @@
           </w:tcPr>
           <w:p>
             <w:r>
-              <w:t xml:space="preserve">Resolve query (assumption_confirmation): 9 mandatory assumption(s) in 'Productivity and workforce' need confirmation of the project basis: ASMP-D-001 Paid hours </w:t>
+              <w:t>Resolve query (assumption_confirmation): 6 mandatory assumption(s) in 'Commissioning, testing and handover' need confirmation of the project basis: ASMP-K-001 In</w:t>
             </w:r>
           </w:p>
         </w:tc>
@@ -1154,7 +1154,7 @@
           </w:tcPr>
           <w:p>
             <w:r>
-              <w:t>Resolve query (assumption_confirmation): 9 mandatory assumption(s) in 'Quantities and measurement' need confirmation of the project basis: ASMP-B-001 Measurement</w:t>
+              <w:t>Resolve query (assumption_confirmation): 2 mandatory assumption(s) in 'Logistics, transport and landed cost' need confirmation of the project basis: ASMP-F-001 D</w:t>
             </w:r>
           </w:p>
         </w:tc>
@@ -1196,7 +1196,7 @@
           </w:tcPr>
           <w:p>
             <w:r>
-              <w:t>Resolve query (assumption_confirmation): 8 mandatory assumption(s) in 'Risk and contingency' need confirmation of the project basis: ASMP-L-001 Rate source confi</w:t>
+              <w:t>Resolve query (assumption_confirmation): 6 mandatory assumption(s) in 'Material, labour, plant and equipment rates' need confirmation of the project basis: ASMP-</w:t>
             </w:r>
           </w:p>
         </w:tc>
@@ -1238,7 +1238,7 @@
           </w:tcPr>
           <w:p>
             <w:r>
-              <w:t>Resolve query (assumption_confirmation): 16 mandatory assumption(s) in 'Scope and design' need confirmation of the project basis: ASMP-A-001 Design stage of esti</w:t>
+              <w:t>Resolve query (assumption_confirmation): 8 mandatory assumption(s) in 'Preliminaries and indirects' need confirmation of the project basis: ASMP-H-001 Indirect c</w:t>
             </w:r>
           </w:p>
         </w:tc>
@@ -1280,7 +1280,7 @@
           </w:tcPr>
           <w:p>
             <w:r>
-              <w:t>Resolve query (assumption_confirmation): 10 mandatory assumption(s) in 'Taxes and statutory costs' need confirmation of the project basis: ASMP-J-001 Default tax</w:t>
+              <w:t xml:space="preserve">Resolve query (assumption_confirmation): 9 mandatory assumption(s) in 'Productivity and workforce' need confirmation of the project basis: ASMP-D-001 Paid hours </w:t>
             </w:r>
           </w:p>
         </w:tc>
@@ -1322,7 +1322,7 @@
           </w:tcPr>
           <w:p>
             <w:r>
-              <w:t xml:space="preserve">Resolve query (boq_discrepancy): Item 1.3 'Backfill around footings' (240.58 m3) is printed as 'excavation - footing - blinding'. 314.04 - 55.40 - 18.33 </w:t>
+              <w:t>Resolve query (assumption_confirmation): 9 mandatory assumption(s) in 'Quantities and measurement' need confirmation of the project basis: ASMP-B-001 Measurement</w:t>
             </w:r>
           </w:p>
         </w:tc>
@@ -1364,7 +1364,7 @@
           </w:tcPr>
           <w:p>
             <w:r>
-              <w:t>Resolve query (boq_discrepancy): Page-2 totals differ from the sum of the item lines: RCC 129.42 vs 129.43, formwork 1,746.67 vs 1,746.68, masonry 111.38</w:t>
+              <w:t>Resolve query (assumption_confirmation): 8 mandatory assumption(s) in 'Risk and contingency' need confirmation of the project basis: ASMP-L-001 Rate source confi</w:t>
             </w:r>
           </w:p>
         </w:tc>
@@ -1406,7 +1406,7 @@
           </w:tcPr>
           <w:p>
             <w:r>
-              <w:t>Resolve query (missing_input): Natural ground level is 'not printed - assumed at project +/-0.00'. Please supply the site survey / levels. Items 1.1, 1</w:t>
+              <w:t>Resolve query (assumption_confirmation): 16 mandatory assumption(s) in 'Scope and design' need confirmation of the project basis: ASMP-A-001 Design stage of esti</w:t>
             </w:r>
           </w:p>
         </w:tc>
@@ -1448,7 +1448,7 @@
           </w:tcPr>
           <w:p>
             <w:r>
-              <w:t>Resolve query (missing_input): The BOQ was measured from a '16-sheet drawing set' (and a 3D model of 434 elements). None of the sheets or the model wer</w:t>
+              <w:t>Resolve query (assumption_confirmation): 10 mandatory assumption(s) in 'Taxes and statutory costs' need confirmation of the project basis: ASMP-J-001 Default tax</w:t>
             </w:r>
           </w:p>
         </w:tc>
@@ -1490,7 +1490,7 @@
           </w:tcPr>
           <w:p>
             <w:r>
-              <w:t>Resolve query (technical): Item 2.10 RC stairs (4.13 m3): the structural stair sheet is stated as 'quarantined' and the quantity was taken from arc</w:t>
+              <w:t xml:space="preserve">Resolve query (boq_discrepancy): Item 1.3 'Backfill around footings' (240.58 m3) is printed as 'excavation - footing - blinding'. 314.04 - 55.40 - 18.33 </w:t>
             </w:r>
           </w:p>
         </w:tc>
@@ -1532,7 +1532,7 @@
           </w:tcPr>
           <w:p>
             <w:r>
-              <w:t>Resolve query (scope_exclusion): Reinforcement steel and its bar bending schedule are excluded from the BOQ. Is steel to be priced by the contractor from</w:t>
+              <w:t>Resolve query (boq_discrepancy): Page-2 totals differ from the sum of the item lines: RCC 129.42 vs 129.43, formwork 1,746.67 vs 1,746.68, masonry 111.38</w:t>
             </w:r>
           </w:p>
         </w:tc>
@@ -1574,7 +1574,7 @@
           </w:tcPr>
           <w:p>
             <w:r>
-              <w:t>Resolve query (scope_exclusion): Plaster (item 4.4) is measured gross, openings not deducted. Which method of measurement applies to the tender (the docu</w:t>
+              <w:t>Resolve query (missing_input): Natural ground level is 'not printed - assumed at project +/-0.00'. Please supply the site survey / levels. Items 1.1, 1</w:t>
             </w:r>
           </w:p>
         </w:tc>
@@ -1616,7 +1616,7 @@
           </w:tcPr>
           <w:p>
             <w:r>
-              <w:t>Resolve query (scope_exclusion): Flooring, finishes, plumbing, electrical and other services are not in the BOQ ('those come with a full BOQ'). Please co</w:t>
+              <w:t>Resolve query (missing_input): The BOQ was measured from a '16-sheet drawing set' (and a 3D model of 434 elements). None of the sheets or the model wer</w:t>
             </w:r>
           </w:p>
         </w:tc>
@@ -1658,7 +1658,7 @@
           </w:tcPr>
           <w:p>
             <w:r>
-              <w:t>Resolve query (technical): Openings with unusual sizes: Door 6467x3140, Window 387x3140, Window 368x3140, Window 600x2950, Window 4274x2000. Please</w:t>
+              <w:t>Resolve query (technical): Item 2.10 RC stairs (4.13 m3): the structural stair sheet is stated as 'quarantined' and the quantity was taken from arc</w:t>
             </w:r>
           </w:p>
         </w:tc>
@@ -1700,7 +1700,7 @@
           </w:tcPr>
           <w:p>
             <w:r>
-              <w:t>Resolve query (boq_discrepancy): Door 900x2400 (7 nos), 800x2400 (4), 802x2400 (1), 736x2400 (1): 802 and 736 look like duplicates/variants of 800. Pleas</w:t>
+              <w:t>Resolve query (scope_exclusion): Reinforcement steel and its bar bending schedule are excluded from the BOQ. Is steel to be priced by the contractor from</w:t>
             </w:r>
           </w:p>
         </w:tc>
@@ -1742,7 +1742,7 @@
           </w:tcPr>
           <w:p>
             <w:r>
-              <w:t>Resolve query (missing_input): No specification is supplied: concrete grade, cover and mix, masonry unit type and mortar, plaster thickness/mix, door a</w:t>
+              <w:t>Resolve query (scope_exclusion): Plaster (item 4.4) is measured gross, openings not deducted. Which method of measurement applies to the tender (the docu</w:t>
             </w:r>
           </w:p>
         </w:tc>
@@ -1784,7 +1784,7 @@
           </w:tcPr>
           <w:p>
             <w:r>
-              <w:t>Resolve query (technical): The source uses IS 1200 and INR. Which measurement standard, currency, region, tax and contractual basis apply to this e</w:t>
+              <w:t>Resolve query (scope_exclusion): Flooring, finishes, plumbing, electrical and other services are not in the BOQ ('those come with a full BOQ'). Please co</w:t>
             </w:r>
           </w:p>
         </w:tc>
@@ -1826,7 +1826,7 @@
           </w:tcPr>
           <w:p>
             <w:r>
-              <w:t>Resolve query (design_interface): Item 7.1 'Roof and canopy members' (48.85 m) gives only a running length. Material (steel/RCC/timber), section, finish a</w:t>
+              <w:t>Resolve query (technical): Openings with unusual sizes: Door 6467x3140, Window 387x3140, Window 368x3140, Window 600x2950, Window 4274x2000. Please</w:t>
             </w:r>
           </w:p>
         </w:tc>
@@ -1868,6 +1868,174 @@
           </w:tcPr>
           <w:p>
             <w:r>
+              <w:t>Resolve query (boq_discrepancy): Door 900x2400 (7 nos), 800x2400 (4), 802x2400 (1), 736x2400 (1): 802 and 736 look like duplicates/variants of 800. Pleas</w:t>
+            </w:r>
+          </w:p>
+        </w:tc>
+        <w:tc>
+          <w:tcPr>
+            <w:tcW w:type="dxa" w:w="2160"/>
+          </w:tcPr>
+          <w:p>
+            <w:r>
+              <w:t>Draft</w:t>
+            </w:r>
+          </w:p>
+        </w:tc>
+        <w:tc>
+          <w:tcPr>
+            <w:tcW w:type="dxa" w:w="2160"/>
+          </w:tcPr>
+          <w:p>
+            <w:r>
+              <w:t>Estimator</w:t>
+            </w:r>
+          </w:p>
+        </w:tc>
+      </w:tr>
+      <w:tr>
+        <w:tc>
+          <w:tcPr>
+            <w:tcW w:type="dxa" w:w="2160"/>
+          </w:tcPr>
+          <w:p>
+            <w:r>
+              <w:t>TQ-PRJ-9201-036</w:t>
+            </w:r>
+          </w:p>
+        </w:tc>
+        <w:tc>
+          <w:tcPr>
+            <w:tcW w:type="dxa" w:w="2160"/>
+          </w:tcPr>
+          <w:p>
+            <w:r>
+              <w:t>Resolve query (missing_input): No specification is supplied: concrete grade, cover and mix, masonry unit type and mortar, plaster thickness/mix, door a</w:t>
+            </w:r>
+          </w:p>
+        </w:tc>
+        <w:tc>
+          <w:tcPr>
+            <w:tcW w:type="dxa" w:w="2160"/>
+          </w:tcPr>
+          <w:p>
+            <w:r>
+              <w:t>Draft</w:t>
+            </w:r>
+          </w:p>
+        </w:tc>
+        <w:tc>
+          <w:tcPr>
+            <w:tcW w:type="dxa" w:w="2160"/>
+          </w:tcPr>
+          <w:p>
+            <w:r>
+              <w:t>Estimator</w:t>
+            </w:r>
+          </w:p>
+        </w:tc>
+      </w:tr>
+      <w:tr>
+        <w:tc>
+          <w:tcPr>
+            <w:tcW w:type="dxa" w:w="2160"/>
+          </w:tcPr>
+          <w:p>
+            <w:r>
+              <w:t>TQ-PRJ-9201-037</w:t>
+            </w:r>
+          </w:p>
+        </w:tc>
+        <w:tc>
+          <w:tcPr>
+            <w:tcW w:type="dxa" w:w="2160"/>
+          </w:tcPr>
+          <w:p>
+            <w:r>
+              <w:t>Resolve query (technical): The source uses IS 1200 and INR. Which measurement standard, currency, region, tax and contractual basis apply to this e</w:t>
+            </w:r>
+          </w:p>
+        </w:tc>
+        <w:tc>
+          <w:tcPr>
+            <w:tcW w:type="dxa" w:w="2160"/>
+          </w:tcPr>
+          <w:p>
+            <w:r>
+              <w:t>Draft</w:t>
+            </w:r>
+          </w:p>
+        </w:tc>
+        <w:tc>
+          <w:tcPr>
+            <w:tcW w:type="dxa" w:w="2160"/>
+          </w:tcPr>
+          <w:p>
+            <w:r>
+              <w:t>Estimator</w:t>
+            </w:r>
+          </w:p>
+        </w:tc>
+      </w:tr>
+      <w:tr>
+        <w:tc>
+          <w:tcPr>
+            <w:tcW w:type="dxa" w:w="2160"/>
+          </w:tcPr>
+          <w:p>
+            <w:r>
+              <w:t>TQ-PRJ-9201-038</w:t>
+            </w:r>
+          </w:p>
+        </w:tc>
+        <w:tc>
+          <w:tcPr>
+            <w:tcW w:type="dxa" w:w="2160"/>
+          </w:tcPr>
+          <w:p>
+            <w:r>
+              <w:t>Resolve query (design_interface): Item 7.1 'Roof and canopy members' (48.85 m) gives only a running length. Material (steel/RCC/timber), section, finish a</w:t>
+            </w:r>
+          </w:p>
+        </w:tc>
+        <w:tc>
+          <w:tcPr>
+            <w:tcW w:type="dxa" w:w="2160"/>
+          </w:tcPr>
+          <w:p>
+            <w:r>
+              <w:t>Draft</w:t>
+            </w:r>
+          </w:p>
+        </w:tc>
+        <w:tc>
+          <w:tcPr>
+            <w:tcW w:type="dxa" w:w="2160"/>
+          </w:tcPr>
+          <w:p>
+            <w:r>
+              <w:t>Estimator</w:t>
+            </w:r>
+          </w:p>
+        </w:tc>
+      </w:tr>
+      <w:tr>
+        <w:tc>
+          <w:tcPr>
+            <w:tcW w:type="dxa" w:w="2160"/>
+          </w:tcPr>
+          <w:p>
+            <w:r>
+              <w:t>TQ-PRJ-9201-039</w:t>
+            </w:r>
+          </w:p>
+        </w:tc>
+        <w:tc>
+          <w:tcPr>
+            <w:tcW w:type="dxa" w:w="2160"/>
+          </w:tcPr>
+          <w:p>
+            <w:r>
               <w:t>Resolve query (boq_discrepancy): The document says quantities were delivered 6 September 2026 and the page was published 1 October 2026; no revision iden</w:t>
             </w:r>
           </w:p>
@@ -1900,7 +2068,7 @@
           </w:tcPr>
           <w:p>
             <w:r>
-              <w:t>TQ-PRJ-9201-036</w:t>
+              <w:t>TQ-PRJ-9201-040</w:t>
             </w:r>
           </w:p>
         </w:tc>
@@ -2456,6 +2624,48 @@
           </w:tcPr>
           <w:p>
             <w:r>
+              <w:t>project region/currency (KSA-ALL / SAR) are system defaults, not confirmed by a person</w:t>
+            </w:r>
+          </w:p>
+        </w:tc>
+        <w:tc>
+          <w:tcPr>
+            <w:tcW w:type="dxa" w:w="2160"/>
+          </w:tcPr>
+          <w:p>
+            <w:r>
+              <w:t>Open</w:t>
+            </w:r>
+          </w:p>
+        </w:tc>
+        <w:tc>
+          <w:tcPr>
+            <w:tcW w:type="dxa" w:w="2160"/>
+          </w:tcPr>
+          <w:p>
+            <w:r>
+              <w:t>Commercial Approver</w:t>
+            </w:r>
+          </w:p>
+        </w:tc>
+      </w:tr>
+      <w:tr>
+        <w:tc>
+          <w:tcPr>
+            <w:tcW w:type="dxa" w:w="2160"/>
+          </w:tcPr>
+          <w:p>
+            <w:r>
+              <w:t>GATE</w:t>
+            </w:r>
+          </w:p>
+        </w:tc>
+        <w:tc>
+          <w:tcPr>
+            <w:tcW w:type="dxa" w:w="2160"/>
+          </w:tcPr>
+          <w:p>
+            <w:r>
               <w:t>estimate approval: no approval record</w:t>
             </w:r>
           </w:p>
@@ -2666,7 +2876,7 @@
           </w:tcPr>
           <w:p>
             <w:r>
-              <w:t>36 unresolved material technical/commercial queries: TQ-PRJ-9201-001, TQ-PRJ-9201-002, TQ-PRJ-9201-003, TQ-PRJ-9201-004, TQ-PRJ-9201-005, TQ-PRJ-9201-006</w:t>
+              <w:t>40 unresolved material technical/commercial queries: TQ-PRJ-9201-001, TQ-PRJ-9201-002, TQ-PRJ-9201-003, TQ-PRJ-9201-004, TQ-PRJ-9201-005, TQ-PRJ-9201-006</w:t>
             </w:r>
           </w:p>
         </w:tc>
